--- a/docs/ReguGraph_UAE_Technical_Specification.docx
+++ b/docs/ReguGraph_UAE_Technical_Specification.docx
@@ -78,6 +78,47 @@
                 <w:sz w:val="19"/>
               </w:rPr>
               <w:t>REG-TECH-2026-V1.0</w:t>
+            </w:r>
+          </w:p>
+        </w:tc>
+      </w:tr>
+      <w:tr>
+        <w:tc>
+          <w:tcPr>
+            <w:tcW w:type="dxa" w:w="3168"/>
+            <w:shd w:fill="F8FAFC"/>
+          </w:tcPr>
+          <w:p>
+            <w:pPr>
+              <w:spacing w:after="40"/>
+            </w:pPr>
+            <w:r>
+              <w:rPr>
+                <w:rFonts w:ascii="Calibri" w:hAnsi="Calibri"/>
+                <w:b/>
+                <w:color w:val="0F172A"/>
+                <w:sz w:val="19"/>
+              </w:rPr>
+              <w:t>Author / Lead Engineer:</w:t>
+            </w:r>
+          </w:p>
+        </w:tc>
+        <w:tc>
+          <w:tcPr>
+            <w:tcW w:type="dxa" w:w="6192"/>
+            <w:shd w:fill="FFFFFF"/>
+          </w:tcPr>
+          <w:p>
+            <w:pPr>
+              <w:spacing w:after="40"/>
+            </w:pPr>
+            <w:r>
+              <w:rPr>
+                <w:rFonts w:ascii="Calibri" w:hAnsi="Calibri"/>
+                <w:color w:val="334155"/>
+                <w:sz w:val="19"/>
+              </w:rPr>
+              <w:t>Jayanth Malipeddy</w:t>
             </w:r>
           </w:p>
         </w:tc>
